--- a/resume/belle-he-resume-ai-product-builder.docx
+++ b/resume/belle-he-resume-ai-product-builder.docx
@@ -476,7 +476,7 @@
           <w:sz w:val="18"/>
           <w:szCs w:val="18"/>
         </w:rPr>
-        <w:t xml:space="preserve">	Jun 2025 – Sep 2025</w:t>
+        <w:t xml:space="preserve">	May 2025 – Sep 2025</w:t>
       </w:r>
     </w:p>
     <w:p>
